--- a/spa/docx/003.content.docx
+++ b/spa/docx/003.content.docx
@@ -19,7 +19,7 @@
         <w:rPr>
           <w:lang w:val="es_ES" w:bidi="es_ES"/>
         </w:rPr>
-        <w:t>Resource: Tyndale Open Study Notes</w:t>
+        <w:t>Resource: Aquifer Open Study Notes (Profiles)</w:t>
       </w:r>
       <w:r>
         <w:rPr>
@@ -112,7 +112,7 @@
         <w:rPr>
           <w:lang w:val="es_ES" w:bidi="es_ES"/>
         </w:rPr>
-        <w:t>Tyndale Open Study Notes</w:t>
+        <w:t>Aquifer Open Study Notes (Profiles)</w:t>
       </w:r>
     </w:p>
     <w:p>

--- a/spa/docx/003.content.docx
+++ b/spa/docx/003.content.docx
@@ -233,54 +233,36 @@
         </w:rPr>
         <w:t>Caleb es un ejemplo inspirador de fe en Dios. Era hijo de Jephone Cenezeo (</w:t>
       </w:r>
-      <w:hyperlink r:id="rId13">
-        <w:r>
-          <w:rPr>
-            <w:lang w:val="es_ES" w:bidi="es_ES"/>
-          </w:rPr>
-          <w:rPr>
-            <w:color w:val="0000EE"/>
-            <w:u w:val="single"/>
-          </w:rPr>
-          <w:t>Josué 14.6</w:t>
-        </w:r>
-      </w:hyperlink>
+      <w:r>
+        <w:rPr>
+          <w:lang w:val="es_ES" w:bidi="es_ES"/>
+        </w:rPr>
+        <w:t>Josué 14.6</w:t>
+      </w:r>
       <w:r>
         <w:rPr>
           <w:lang w:val="es_ES" w:bidi="es_ES"/>
         </w:rPr>
         <w:t xml:space="preserve">; </w:t>
       </w:r>
-      <w:hyperlink r:id="rId14">
-        <w:r>
-          <w:rPr>
-            <w:lang w:val="es_ES" w:bidi="es_ES"/>
-          </w:rPr>
-          <w:rPr>
-            <w:color w:val="0000EE"/>
-            <w:u w:val="single"/>
-          </w:rPr>
-          <w:t>Números 32.12</w:t>
-        </w:r>
-      </w:hyperlink>
+      <w:r>
+        <w:rPr>
+          <w:lang w:val="es_ES" w:bidi="es_ES"/>
+        </w:rPr>
+        <w:t>Números 32.12</w:t>
+      </w:r>
       <w:r>
         <w:rPr>
           <w:lang w:val="es_ES" w:bidi="es_ES"/>
         </w:rPr>
         <w:t xml:space="preserve">). Los Cenezeos vivían en el Neguev, la región desértica al sur de Canaán (ver </w:t>
       </w:r>
-      <w:hyperlink r:id="rId15">
-        <w:r>
-          <w:rPr>
-            <w:lang w:val="es_ES" w:bidi="es_ES"/>
-          </w:rPr>
-          <w:rPr>
-            <w:color w:val="0000EE"/>
-            <w:u w:val="single"/>
-          </w:rPr>
-          <w:t>Génesis 15.18–21</w:t>
-        </w:r>
-      </w:hyperlink>
+      <w:r>
+        <w:rPr>
+          <w:lang w:val="es_ES" w:bidi="es_ES"/>
+        </w:rPr>
+        <w:t>Génesis 15.18–21</w:t>
+      </w:r>
       <w:r>
         <w:rPr>
           <w:lang w:val="es_ES" w:bidi="es_ES"/>
@@ -301,54 +283,36 @@
         </w:rPr>
         <w:t>Caleb aparece por primera vez como uno de los doce espías que Moisés envió a explorar la tierra de Canaán. Al regresar, los doce confirmaron que la tierra era impresionante, pero diez de los exploradores se centraron en sus temibles habitantes (</w:t>
       </w:r>
-      <w:hyperlink r:id="rId16">
-        <w:r>
-          <w:rPr>
-            <w:lang w:val="es_ES" w:bidi="es_ES"/>
-          </w:rPr>
-          <w:rPr>
-            <w:color w:val="0000EE"/>
-            <w:u w:val="single"/>
-          </w:rPr>
-          <w:t>Números 13.31–33</w:t>
-        </w:r>
-      </w:hyperlink>
+      <w:r>
+        <w:rPr>
+          <w:lang w:val="es_ES" w:bidi="es_ES"/>
+        </w:rPr>
+        <w:t>Números 13.31–33</w:t>
+      </w:r>
       <w:r>
         <w:rPr>
           <w:lang w:val="es_ES" w:bidi="es_ES"/>
         </w:rPr>
         <w:t>). Solo Josué y Caleb creyeron que Dios ayudaría a Israel a conquistar a los cananeos (</w:t>
       </w:r>
-      <w:hyperlink r:id="rId17">
-        <w:r>
-          <w:rPr>
-            <w:lang w:val="es_ES" w:bidi="es_ES"/>
-          </w:rPr>
-          <w:rPr>
-            <w:color w:val="0000EE"/>
-            <w:u w:val="single"/>
-          </w:rPr>
-          <w:t>Números 14.6–9</w:t>
-        </w:r>
-      </w:hyperlink>
+      <w:r>
+        <w:rPr>
+          <w:lang w:val="es_ES" w:bidi="es_ES"/>
+        </w:rPr>
+        <w:t>Números 14.6–9</w:t>
+      </w:r>
       <w:r>
         <w:rPr>
           <w:lang w:val="es_ES" w:bidi="es_ES"/>
         </w:rPr>
         <w:t>), aconsejando a los israelitas que tomaran la tierra de inmediato (</w:t>
       </w:r>
-      <w:hyperlink r:id="rId18">
-        <w:r>
-          <w:rPr>
-            <w:lang w:val="es_ES" w:bidi="es_ES"/>
-          </w:rPr>
-          <w:rPr>
-            <w:color w:val="0000EE"/>
-            <w:u w:val="single"/>
-          </w:rPr>
-          <w:t>Números 13.30</w:t>
-        </w:r>
-      </w:hyperlink>
+      <w:r>
+        <w:rPr>
+          <w:lang w:val="es_ES" w:bidi="es_ES"/>
+        </w:rPr>
+        <w:t>Números 13.30</w:t>
+      </w:r>
       <w:r>
         <w:rPr>
           <w:lang w:val="es_ES" w:bidi="es_ES"/>
@@ -369,36 +333,24 @@
         </w:rPr>
         <w:t>La gente quería apedrear a Caleb y Josué (</w:t>
       </w:r>
-      <w:hyperlink r:id="rId19">
-        <w:r>
-          <w:rPr>
-            <w:lang w:val="es_ES" w:bidi="es_ES"/>
-          </w:rPr>
-          <w:rPr>
-            <w:color w:val="0000EE"/>
-            <w:u w:val="single"/>
-          </w:rPr>
-          <w:t>Números 14.10</w:t>
-        </w:r>
-      </w:hyperlink>
+      <w:r>
+        <w:rPr>
+          <w:lang w:val="es_ES" w:bidi="es_ES"/>
+        </w:rPr>
+        <w:t>Números 14.10</w:t>
+      </w:r>
       <w:r>
         <w:rPr>
           <w:lang w:val="es_ES" w:bidi="es_ES"/>
         </w:rPr>
         <w:t>), pero Dios los protegió y castigó al pueblo (</w:t>
       </w:r>
-      <w:hyperlink r:id="rId20">
-        <w:r>
-          <w:rPr>
-            <w:lang w:val="es_ES" w:bidi="es_ES"/>
-          </w:rPr>
-          <w:rPr>
-            <w:color w:val="0000EE"/>
-            <w:u w:val="single"/>
-          </w:rPr>
-          <w:t>Números 14.11–38</w:t>
-        </w:r>
-      </w:hyperlink>
+      <w:r>
+        <w:rPr>
+          <w:lang w:val="es_ES" w:bidi="es_ES"/>
+        </w:rPr>
+        <w:t>Números 14.11–38</w:t>
+      </w:r>
       <w:r>
         <w:rPr>
           <w:lang w:val="es_ES" w:bidi="es_ES"/>
@@ -419,72 +371,48 @@
         </w:rPr>
         <w:t>Después de muchos años en el desierto y de librar numerosas batallas, Caleb recibió su herencia en la tierra (</w:t>
       </w:r>
-      <w:hyperlink r:id="rId21">
-        <w:r>
-          <w:rPr>
-            <w:lang w:val="es_ES" w:bidi="es_ES"/>
-          </w:rPr>
-          <w:rPr>
-            <w:color w:val="0000EE"/>
-            <w:u w:val="single"/>
-          </w:rPr>
-          <w:t>Josué 14.6–15</w:t>
-        </w:r>
-      </w:hyperlink>
+      <w:r>
+        <w:rPr>
+          <w:lang w:val="es_ES" w:bidi="es_ES"/>
+        </w:rPr>
+        <w:t>Josué 14.6–15</w:t>
+      </w:r>
       <w:r>
         <w:rPr>
           <w:lang w:val="es_ES" w:bidi="es_ES"/>
         </w:rPr>
         <w:t>). La fe de Caleb se mantuvo firme durante cuarenta y cinco años. Su historia refleja su carácter y sólida fe en Dios. Aunque Caleb tenía ochenta y cinco años, seguía siendo fuerte y capaz de luchar. Caleb conquistó Hebrón como su tierra al expulsar a los gigantes Anaceos que habían intimidado a los exploradores anteriores (</w:t>
       </w:r>
-      <w:hyperlink r:id="rId22">
-        <w:r>
-          <w:rPr>
-            <w:lang w:val="es_ES" w:bidi="es_ES"/>
-          </w:rPr>
-          <w:rPr>
-            <w:color w:val="0000EE"/>
-            <w:u w:val="single"/>
-          </w:rPr>
-          <w:t>Josué 15.13–14</w:t>
-        </w:r>
-      </w:hyperlink>
+      <w:r>
+        <w:rPr>
+          <w:lang w:val="es_ES" w:bidi="es_ES"/>
+        </w:rPr>
+        <w:t>Josué 15.13–14</w:t>
+      </w:r>
       <w:r>
         <w:rPr>
           <w:lang w:val="es_ES" w:bidi="es_ES"/>
         </w:rPr>
         <w:t xml:space="preserve">; ver </w:t>
       </w:r>
-      <w:hyperlink r:id="rId23">
-        <w:r>
-          <w:rPr>
-            <w:lang w:val="es_ES" w:bidi="es_ES"/>
-          </w:rPr>
-          <w:rPr>
-            <w:color w:val="0000EE"/>
-            <w:u w:val="single"/>
-          </w:rPr>
-          <w:t>Números 13.28</w:t>
-        </w:r>
-      </w:hyperlink>
+      <w:r>
+        <w:rPr>
+          <w:lang w:val="es_ES" w:bidi="es_ES"/>
+        </w:rPr>
+        <w:t>Números 13.28</w:t>
+      </w:r>
       <w:r>
         <w:rPr>
           <w:lang w:val="es_ES" w:bidi="es_ES"/>
         </w:rPr>
         <w:t xml:space="preserve">, </w:t>
       </w:r>
-      <w:hyperlink r:id="rId24">
-        <w:r>
-          <w:rPr>
-            <w:lang w:val="es_ES" w:bidi="es_ES"/>
-          </w:rPr>
-          <w:rPr>
-            <w:color w:val="0000EE"/>
-            <w:u w:val="single"/>
-          </w:rPr>
-          <w:t>33</w:t>
-        </w:r>
-      </w:hyperlink>
+      <w:r>
+        <w:rPr>
+          <w:lang w:val="es_ES" w:bidi="es_ES"/>
+        </w:rPr>
+        <w:t>33</w:t>
+      </w:r>
       <w:r>
         <w:rPr>
           <w:lang w:val="es_ES" w:bidi="es_ES"/>
@@ -505,36 +433,24 @@
         </w:rPr>
         <w:t>Caleb vivía en la ciudad de Hebrón, situada a unas veinte millas al sur de Jerusalem. Esta ciudad estaba cerca de donde residía el pueblo Cenezeo. Más tarde, Hebrón se convirtió en una ciudad especial donde vivían los levitas (sacerdotes) y donde la gente podía ir para estar a salvo (</w:t>
       </w:r>
-      <w:hyperlink r:id="rId25">
-        <w:r>
-          <w:rPr>
-            <w:lang w:val="es_ES" w:bidi="es_ES"/>
-          </w:rPr>
-          <w:rPr>
-            <w:color w:val="0000EE"/>
-            <w:u w:val="single"/>
-          </w:rPr>
-          <w:t>Josué 21.13</w:t>
-        </w:r>
-      </w:hyperlink>
+      <w:r>
+        <w:rPr>
+          <w:lang w:val="es_ES" w:bidi="es_ES"/>
+        </w:rPr>
+        <w:t>Josué 21.13</w:t>
+      </w:r>
       <w:r>
         <w:rPr>
           <w:lang w:val="es_ES" w:bidi="es_ES"/>
         </w:rPr>
         <w:t xml:space="preserve">; </w:t>
       </w:r>
-      <w:hyperlink r:id="rId26">
-        <w:r>
-          <w:rPr>
-            <w:lang w:val="es_ES" w:bidi="es_ES"/>
-          </w:rPr>
-          <w:rPr>
-            <w:color w:val="0000EE"/>
-            <w:u w:val="single"/>
-          </w:rPr>
-          <w:t>1 Crónicas 6.54–57</w:t>
-        </w:r>
-      </w:hyperlink>
+      <w:r>
+        <w:rPr>
+          <w:lang w:val="es_ES" w:bidi="es_ES"/>
+        </w:rPr>
+        <w:t>1 Crónicas 6.54–57</w:t>
+      </w:r>
       <w:r>
         <w:rPr>
           <w:lang w:val="es_ES" w:bidi="es_ES"/>
@@ -578,180 +494,120 @@
           <w:lang w:val="es_ES" w:bidi="es_ES"/>
         </w:rPr>
       </w:r>
-      <w:hyperlink r:id="rId27">
-        <w:r>
-          <w:rPr>
-            <w:lang w:val="es_ES" w:bidi="es_ES"/>
-          </w:rPr>
-          <w:rPr>
-            <w:color w:val="0000EE"/>
-            <w:u w:val="single"/>
-          </w:rPr>
-          <w:t>Números 13.1–14.38</w:t>
-        </w:r>
-      </w:hyperlink>
+      <w:r>
+        <w:rPr>
+          <w:lang w:val="es_ES" w:bidi="es_ES"/>
+        </w:rPr>
+        <w:t>Números 13.1–14.38</w:t>
+      </w:r>
       <w:r>
         <w:rPr>
           <w:lang w:val="es_ES" w:bidi="es_ES"/>
         </w:rPr>
         <w:t xml:space="preserve">; </w:t>
       </w:r>
-      <w:hyperlink r:id="rId28">
-        <w:r>
-          <w:rPr>
-            <w:lang w:val="es_ES" w:bidi="es_ES"/>
-          </w:rPr>
-          <w:rPr>
-            <w:color w:val="0000EE"/>
-            <w:u w:val="single"/>
-          </w:rPr>
-          <w:t>26.65</w:t>
-        </w:r>
-      </w:hyperlink>
+      <w:r>
+        <w:rPr>
+          <w:lang w:val="es_ES" w:bidi="es_ES"/>
+        </w:rPr>
+        <w:t>26.65</w:t>
+      </w:r>
       <w:r>
         <w:rPr>
           <w:lang w:val="es_ES" w:bidi="es_ES"/>
         </w:rPr>
         <w:t xml:space="preserve">; </w:t>
       </w:r>
-      <w:hyperlink r:id="rId14">
-        <w:r>
-          <w:rPr>
-            <w:lang w:val="es_ES" w:bidi="es_ES"/>
-          </w:rPr>
-          <w:rPr>
-            <w:color w:val="0000EE"/>
-            <w:u w:val="single"/>
-          </w:rPr>
-          <w:t>32.12</w:t>
-        </w:r>
-      </w:hyperlink>
+      <w:r>
+        <w:rPr>
+          <w:lang w:val="es_ES" w:bidi="es_ES"/>
+        </w:rPr>
+        <w:t>32.12</w:t>
+      </w:r>
       <w:r>
         <w:rPr>
           <w:lang w:val="es_ES" w:bidi="es_ES"/>
         </w:rPr>
         <w:t xml:space="preserve">; </w:t>
       </w:r>
-      <w:hyperlink r:id="rId29">
-        <w:r>
-          <w:rPr>
-            <w:lang w:val="es_ES" w:bidi="es_ES"/>
-          </w:rPr>
-          <w:rPr>
-            <w:color w:val="0000EE"/>
-            <w:u w:val="single"/>
-          </w:rPr>
-          <w:t>34.19</w:t>
-        </w:r>
-      </w:hyperlink>
+      <w:r>
+        <w:rPr>
+          <w:lang w:val="es_ES" w:bidi="es_ES"/>
+        </w:rPr>
+        <w:t>34.19</w:t>
+      </w:r>
       <w:r>
         <w:rPr>
           <w:lang w:val="es_ES" w:bidi="es_ES"/>
         </w:rPr>
         <w:t xml:space="preserve">; </w:t>
       </w:r>
-      <w:hyperlink r:id="rId30">
-        <w:r>
-          <w:rPr>
-            <w:lang w:val="es_ES" w:bidi="es_ES"/>
-          </w:rPr>
-          <w:rPr>
-            <w:color w:val="0000EE"/>
-            <w:u w:val="single"/>
-          </w:rPr>
-          <w:t>Deuteronomio 1.36</w:t>
-        </w:r>
-      </w:hyperlink>
+      <w:r>
+        <w:rPr>
+          <w:lang w:val="es_ES" w:bidi="es_ES"/>
+        </w:rPr>
+        <w:t>Deuteronomio 1.36</w:t>
+      </w:r>
       <w:r>
         <w:rPr>
           <w:lang w:val="es_ES" w:bidi="es_ES"/>
         </w:rPr>
         <w:t xml:space="preserve">; </w:t>
       </w:r>
-      <w:hyperlink r:id="rId21">
-        <w:r>
-          <w:rPr>
-            <w:lang w:val="es_ES" w:bidi="es_ES"/>
-          </w:rPr>
-          <w:rPr>
-            <w:color w:val="0000EE"/>
-            <w:u w:val="single"/>
-          </w:rPr>
-          <w:t>Josué 14.6–15</w:t>
-        </w:r>
-      </w:hyperlink>
+      <w:r>
+        <w:rPr>
+          <w:lang w:val="es_ES" w:bidi="es_ES"/>
+        </w:rPr>
+        <w:t>Josué 14.6–15</w:t>
+      </w:r>
       <w:r>
         <w:rPr>
           <w:lang w:val="es_ES" w:bidi="es_ES"/>
         </w:rPr>
         <w:t xml:space="preserve">; </w:t>
       </w:r>
-      <w:hyperlink r:id="rId31">
-        <w:r>
-          <w:rPr>
-            <w:lang w:val="es_ES" w:bidi="es_ES"/>
-          </w:rPr>
-          <w:rPr>
-            <w:color w:val="0000EE"/>
-            <w:u w:val="single"/>
-          </w:rPr>
-          <w:t>15.13–19</w:t>
-        </w:r>
-      </w:hyperlink>
+      <w:r>
+        <w:rPr>
+          <w:lang w:val="es_ES" w:bidi="es_ES"/>
+        </w:rPr>
+        <w:t>15.13–19</w:t>
+      </w:r>
       <w:r>
         <w:rPr>
           <w:lang w:val="es_ES" w:bidi="es_ES"/>
         </w:rPr>
         <w:t xml:space="preserve">; </w:t>
       </w:r>
-      <w:hyperlink r:id="rId32">
-        <w:r>
-          <w:rPr>
-            <w:lang w:val="es_ES" w:bidi="es_ES"/>
-          </w:rPr>
-          <w:rPr>
-            <w:color w:val="0000EE"/>
-            <w:u w:val="single"/>
-          </w:rPr>
-          <w:t>Jueces 1.11–15</w:t>
-        </w:r>
-      </w:hyperlink>
+      <w:r>
+        <w:rPr>
+          <w:lang w:val="es_ES" w:bidi="es_ES"/>
+        </w:rPr>
+        <w:t>Jueces 1.11–15</w:t>
+      </w:r>
       <w:r>
         <w:rPr>
           <w:lang w:val="es_ES" w:bidi="es_ES"/>
         </w:rPr>
         <w:t xml:space="preserve">, </w:t>
       </w:r>
-      <w:hyperlink r:id="rId33">
-        <w:r>
-          <w:rPr>
-            <w:lang w:val="es_ES" w:bidi="es_ES"/>
-          </w:rPr>
-          <w:rPr>
-            <w:color w:val="0000EE"/>
-            <w:u w:val="single"/>
-          </w:rPr>
-          <w:t>20</w:t>
-        </w:r>
-      </w:hyperlink>
+      <w:r>
+        <w:rPr>
+          <w:lang w:val="es_ES" w:bidi="es_ES"/>
+        </w:rPr>
+        <w:t>20</w:t>
+      </w:r>
       <w:r>
         <w:rPr>
           <w:lang w:val="es_ES" w:bidi="es_ES"/>
         </w:rPr>
         <w:t xml:space="preserve">; </w:t>
       </w:r>
-      <w:hyperlink r:id="rId34">
-        <w:r>
-          <w:rPr>
-            <w:lang w:val="es_ES" w:bidi="es_ES"/>
-          </w:rPr>
-          <w:rPr>
-            <w:color w:val="0000EE"/>
-            <w:u w:val="single"/>
-          </w:rPr>
-          <w:t>1 Crónicas 4.15</w:t>
-        </w:r>
-      </w:hyperlink>
+      <w:r>
+        <w:rPr>
+          <w:lang w:val="es_ES" w:bidi="es_ES"/>
+        </w:rPr>
+        <w:t>1 Crónicas 4.15</w:t>
+      </w:r>
       <w:r>
         <w:rPr>
           <w:lang w:val="es_ES" w:bidi="es_ES"/>
@@ -800,18 +656,12 @@
         </w:rPr>
         <w:t xml:space="preserve">Ciro II, Rey de los Persas desde 559 hasta 530 a.C., fundó el Imperio Persa. Su padre era el Rey de los Persas, una pequeña nación bajo el control de Media, y su madre era la hija del Rey de los Medos. En 549 a.C., Ciro conquistó a los Medos y unió las dos naciones. Luego, en 547 a.C., conquistó Lidia en Asia Menor. Girando hacia el Este, añadió Partia y parte de India al Imperio Persa. Finalmente, el 29 de octubre de 539 a.C., Ciro conquistó Babilonia e incorporó Babilonia a su imperio (ver </w:t>
       </w:r>
-      <w:hyperlink r:id="rId35">
-        <w:r>
-          <w:rPr>
-            <w:lang w:val="es_ES" w:bidi="es_ES"/>
-          </w:rPr>
-          <w:rPr>
-            <w:color w:val="0000EE"/>
-            <w:u w:val="single"/>
-          </w:rPr>
-          <w:t>Daniel 5.30–31</w:t>
-        </w:r>
-      </w:hyperlink>
+      <w:r>
+        <w:rPr>
+          <w:lang w:val="es_ES" w:bidi="es_ES"/>
+        </w:rPr>
+        <w:t>Daniel 5.30–31</w:t>
+      </w:r>
       <w:r>
         <w:rPr>
           <w:lang w:val="es_ES" w:bidi="es_ES"/>
@@ -832,36 +682,24 @@
         </w:rPr>
         <w:t xml:space="preserve">Después de conquistar Babilonia, Ciro emitió un decreto que permitía al pueblo judío regresar a su tierra y reconstruir el Templo en Jerusalén. La parte de este decreto referente a los judíos está registrada en </w:t>
       </w:r>
-      <w:hyperlink r:id="rId36">
-        <w:r>
-          <w:rPr>
-            <w:lang w:val="es_ES" w:bidi="es_ES"/>
-          </w:rPr>
-          <w:rPr>
-            <w:color w:val="0000EE"/>
-            <w:u w:val="single"/>
-          </w:rPr>
-          <w:t>2 Crónicas 36.22–23</w:t>
-        </w:r>
-      </w:hyperlink>
+      <w:r>
+        <w:rPr>
+          <w:lang w:val="es_ES" w:bidi="es_ES"/>
+        </w:rPr>
+        <w:t>2 Crónicas 36.22–23</w:t>
+      </w:r>
       <w:r>
         <w:rPr>
           <w:lang w:val="es_ES" w:bidi="es_ES"/>
         </w:rPr>
         <w:t xml:space="preserve"> y </w:t>
       </w:r>
-      <w:hyperlink r:id="rId37">
-        <w:r>
-          <w:rPr>
-            <w:lang w:val="es_ES" w:bidi="es_ES"/>
-          </w:rPr>
-          <w:rPr>
-            <w:color w:val="0000EE"/>
-            <w:u w:val="single"/>
-          </w:rPr>
-          <w:t>Esdras 1.1–4</w:t>
-        </w:r>
-      </w:hyperlink>
+      <w:r>
+        <w:rPr>
+          <w:lang w:val="es_ES" w:bidi="es_ES"/>
+        </w:rPr>
+        <w:t>Esdras 1.1–4</w:t>
+      </w:r>
       <w:r>
         <w:rPr>
           <w:lang w:val="es_ES" w:bidi="es_ES"/>
@@ -882,36 +720,24 @@
         </w:rPr>
         <w:t>Isaías identificó a Ciro como el futuro libertador de Judá (</w:t>
       </w:r>
-      <w:hyperlink r:id="rId38">
-        <w:r>
-          <w:rPr>
-            <w:lang w:val="es_ES" w:bidi="es_ES"/>
-          </w:rPr>
-          <w:rPr>
-            <w:color w:val="0000EE"/>
-            <w:u w:val="single"/>
-          </w:rPr>
-          <w:t>Isaías 44.28–45.13</w:t>
-        </w:r>
-      </w:hyperlink>
+      <w:r>
+        <w:rPr>
+          <w:lang w:val="es_ES" w:bidi="es_ES"/>
+        </w:rPr>
+        <w:t>Isaías 44.28–45.13</w:t>
+      </w:r>
       <w:r>
         <w:rPr>
           <w:lang w:val="es_ES" w:bidi="es_ES"/>
         </w:rPr>
         <w:t>). Isaías se refirió a Ciro como el ungido del Señor (</w:t>
       </w:r>
-      <w:hyperlink r:id="rId39">
-        <w:r>
-          <w:rPr>
-            <w:lang w:val="es_ES" w:bidi="es_ES"/>
-          </w:rPr>
-          <w:rPr>
-            <w:color w:val="0000EE"/>
-            <w:u w:val="single"/>
-          </w:rPr>
-          <w:t>Isaías 45.1</w:t>
-        </w:r>
-      </w:hyperlink>
+      <w:r>
+        <w:rPr>
+          <w:lang w:val="es_ES" w:bidi="es_ES"/>
+        </w:rPr>
+        <w:t>Isaías 45.1</w:t>
+      </w:r>
       <w:r>
         <w:rPr>
           <w:lang w:val="es_ES" w:bidi="es_ES"/>
@@ -967,180 +793,120 @@
           <w:lang w:val="es_ES" w:bidi="es_ES"/>
         </w:rPr>
       </w:r>
-      <w:hyperlink r:id="rId36">
-        <w:r>
-          <w:rPr>
-            <w:lang w:val="es_ES" w:bidi="es_ES"/>
-          </w:rPr>
-          <w:rPr>
-            <w:color w:val="0000EE"/>
-            <w:u w:val="single"/>
-          </w:rPr>
-          <w:t>2 Crónicas 36.22–23</w:t>
-        </w:r>
-      </w:hyperlink>
+      <w:r>
+        <w:rPr>
+          <w:lang w:val="es_ES" w:bidi="es_ES"/>
+        </w:rPr>
+        <w:t>2 Crónicas 36.22–23</w:t>
+      </w:r>
       <w:r>
         <w:rPr>
           <w:lang w:val="es_ES" w:bidi="es_ES"/>
         </w:rPr>
         <w:t xml:space="preserve">; </w:t>
       </w:r>
-      <w:hyperlink r:id="rId40">
-        <w:r>
-          <w:rPr>
-            <w:lang w:val="es_ES" w:bidi="es_ES"/>
-          </w:rPr>
-          <w:rPr>
-            <w:color w:val="0000EE"/>
-            <w:u w:val="single"/>
-          </w:rPr>
-          <w:t>Esdras 1.1–11</w:t>
-        </w:r>
-      </w:hyperlink>
+      <w:r>
+        <w:rPr>
+          <w:lang w:val="es_ES" w:bidi="es_ES"/>
+        </w:rPr>
+        <w:t>Esdras 1.1–11</w:t>
+      </w:r>
       <w:r>
         <w:rPr>
           <w:lang w:val="es_ES" w:bidi="es_ES"/>
         </w:rPr>
         <w:t xml:space="preserve">; </w:t>
       </w:r>
-      <w:hyperlink r:id="rId41">
-        <w:r>
-          <w:rPr>
-            <w:lang w:val="es_ES" w:bidi="es_ES"/>
-          </w:rPr>
-          <w:rPr>
-            <w:color w:val="0000EE"/>
-            <w:u w:val="single"/>
-          </w:rPr>
-          <w:t>3.7</w:t>
-        </w:r>
-      </w:hyperlink>
+      <w:r>
+        <w:rPr>
+          <w:lang w:val="es_ES" w:bidi="es_ES"/>
+        </w:rPr>
+        <w:t>3.7</w:t>
+      </w:r>
       <w:r>
         <w:rPr>
           <w:lang w:val="es_ES" w:bidi="es_ES"/>
         </w:rPr>
         <w:t xml:space="preserve">; </w:t>
       </w:r>
-      <w:hyperlink r:id="rId42">
-        <w:r>
-          <w:rPr>
-            <w:lang w:val="es_ES" w:bidi="es_ES"/>
-          </w:rPr>
-          <w:rPr>
-            <w:color w:val="0000EE"/>
-            <w:u w:val="single"/>
-          </w:rPr>
-          <w:t>4.1–5</w:t>
-        </w:r>
-      </w:hyperlink>
+      <w:r>
+        <w:rPr>
+          <w:lang w:val="es_ES" w:bidi="es_ES"/>
+        </w:rPr>
+        <w:t>4.1–5</w:t>
+      </w:r>
       <w:r>
         <w:rPr>
           <w:lang w:val="es_ES" w:bidi="es_ES"/>
         </w:rPr>
         <w:t xml:space="preserve">; </w:t>
       </w:r>
-      <w:hyperlink r:id="rId43">
-        <w:r>
-          <w:rPr>
-            <w:lang w:val="es_ES" w:bidi="es_ES"/>
-          </w:rPr>
-          <w:rPr>
-            <w:color w:val="0000EE"/>
-            <w:u w:val="single"/>
-          </w:rPr>
-          <w:t>5.6–17</w:t>
-        </w:r>
-      </w:hyperlink>
+      <w:r>
+        <w:rPr>
+          <w:lang w:val="es_ES" w:bidi="es_ES"/>
+        </w:rPr>
+        <w:t>5.6–17</w:t>
+      </w:r>
       <w:r>
         <w:rPr>
           <w:lang w:val="es_ES" w:bidi="es_ES"/>
         </w:rPr>
         <w:t xml:space="preserve">; </w:t>
       </w:r>
-      <w:hyperlink r:id="rId44">
-        <w:r>
-          <w:rPr>
-            <w:lang w:val="es_ES" w:bidi="es_ES"/>
-          </w:rPr>
-          <w:rPr>
-            <w:color w:val="0000EE"/>
-            <w:u w:val="single"/>
-          </w:rPr>
-          <w:t>6.14–15</w:t>
-        </w:r>
-      </w:hyperlink>
+      <w:r>
+        <w:rPr>
+          <w:lang w:val="es_ES" w:bidi="es_ES"/>
+        </w:rPr>
+        <w:t>6.14–15</w:t>
+      </w:r>
       <w:r>
         <w:rPr>
           <w:lang w:val="es_ES" w:bidi="es_ES"/>
         </w:rPr>
         <w:t xml:space="preserve">; </w:t>
       </w:r>
-      <w:hyperlink r:id="rId38">
-        <w:r>
-          <w:rPr>
-            <w:lang w:val="es_ES" w:bidi="es_ES"/>
-          </w:rPr>
-          <w:rPr>
-            <w:color w:val="0000EE"/>
-            <w:u w:val="single"/>
-          </w:rPr>
-          <w:t>Isaías 44.28–45.13</w:t>
-        </w:r>
-      </w:hyperlink>
+      <w:r>
+        <w:rPr>
+          <w:lang w:val="es_ES" w:bidi="es_ES"/>
+        </w:rPr>
+        <w:t>Isaías 44.28–45.13</w:t>
+      </w:r>
       <w:r>
         <w:rPr>
           <w:lang w:val="es_ES" w:bidi="es_ES"/>
         </w:rPr>
         <w:t xml:space="preserve">; </w:t>
       </w:r>
-      <w:hyperlink r:id="rId45">
-        <w:r>
-          <w:rPr>
-            <w:lang w:val="es_ES" w:bidi="es_ES"/>
-          </w:rPr>
-          <w:rPr>
-            <w:color w:val="0000EE"/>
-            <w:u w:val="single"/>
-          </w:rPr>
-          <w:t>48.14–16</w:t>
-        </w:r>
-      </w:hyperlink>
+      <w:r>
+        <w:rPr>
+          <w:lang w:val="es_ES" w:bidi="es_ES"/>
+        </w:rPr>
+        <w:t>48.14–16</w:t>
+      </w:r>
       <w:r>
         <w:rPr>
           <w:lang w:val="es_ES" w:bidi="es_ES"/>
         </w:rPr>
         <w:t xml:space="preserve">; </w:t>
       </w:r>
-      <w:hyperlink r:id="rId46">
-        <w:r>
-          <w:rPr>
-            <w:lang w:val="es_ES" w:bidi="es_ES"/>
-          </w:rPr>
-          <w:rPr>
-            <w:color w:val="0000EE"/>
-            <w:u w:val="single"/>
-          </w:rPr>
-          <w:t>Daniel 6.28</w:t>
-        </w:r>
-      </w:hyperlink>
+      <w:r>
+        <w:rPr>
+          <w:lang w:val="es_ES" w:bidi="es_ES"/>
+        </w:rPr>
+        <w:t>Daniel 6.28</w:t>
+      </w:r>
       <w:r>
         <w:rPr>
           <w:lang w:val="es_ES" w:bidi="es_ES"/>
         </w:rPr>
         <w:t xml:space="preserve">; </w:t>
       </w:r>
-      <w:hyperlink r:id="rId47">
-        <w:r>
-          <w:rPr>
-            <w:lang w:val="es_ES" w:bidi="es_ES"/>
-          </w:rPr>
-          <w:rPr>
-            <w:color w:val="0000EE"/>
-            <w:u w:val="single"/>
-          </w:rPr>
-          <w:t>10.1</w:t>
-        </w:r>
-      </w:hyperlink>
+      <w:r>
+        <w:rPr>
+          <w:lang w:val="es_ES" w:bidi="es_ES"/>
+        </w:rPr>
+        <w:t>10.1</w:t>
+      </w:r>
       <w:r>
         <w:rPr>
           <w:lang w:val="es_ES" w:bidi="es_ES"/>
@@ -1217,36 +983,24 @@
         </w:rPr>
         <w:t>Corinto atrajo a comerciantes de todo el mundo, pero también se hizo conocida por el lujo, la indulgencia y el vicio. La ciudad tenía una reputación de promiscuidad y prostitución, tanto que el verbo “corintianizar” significaba participar en conductas sexuales inmorales. La iglesia en Corinto enfrentó desafíos relacionados con la inmoralidad sexual (</w:t>
       </w:r>
-      <w:hyperlink r:id="rId48">
-        <w:r>
-          <w:rPr>
-            <w:lang w:val="es_ES" w:bidi="es_ES"/>
-          </w:rPr>
-          <w:rPr>
-            <w:color w:val="0000EE"/>
-            <w:u w:val="single"/>
-          </w:rPr>
-          <w:t>1 Corintios 5.1–13</w:t>
-        </w:r>
-      </w:hyperlink>
+      <w:r>
+        <w:rPr>
+          <w:lang w:val="es_ES" w:bidi="es_ES"/>
+        </w:rPr>
+        <w:t>1 Corintios 5.1–13</w:t>
+      </w:r>
       <w:r>
         <w:rPr>
           <w:lang w:val="es_ES" w:bidi="es_ES"/>
         </w:rPr>
         <w:t xml:space="preserve">; </w:t>
       </w:r>
-      <w:hyperlink r:id="rId49">
-        <w:r>
-          <w:rPr>
-            <w:lang w:val="es_ES" w:bidi="es_ES"/>
-          </w:rPr>
-          <w:rPr>
-            <w:color w:val="0000EE"/>
-            <w:u w:val="single"/>
-          </w:rPr>
-          <w:t>6.12–20</w:t>
-        </w:r>
-      </w:hyperlink>
+      <w:r>
+        <w:rPr>
+          <w:lang w:val="es_ES" w:bidi="es_ES"/>
+        </w:rPr>
+        <w:t>6.12–20</w:t>
+      </w:r>
       <w:r>
         <w:rPr>
           <w:lang w:val="es_ES" w:bidi="es_ES"/>
@@ -1267,18 +1021,12 @@
         </w:rPr>
         <w:t>Corinto también fue importante debido a los Juegos Ístmicos, que comenzaron en 523 a.C. y se celebraban cada dos años. Los eventos se centraban en tres tipos: ecuestres, gimnásticos y musicales. Durante el período del Nuevo Testamento, los juegos incluían carreras de carros y otros espectáculos Romanos, junto con competiciones Griegas tradicionales. Pablo se refirió a estos concursos atléticos, mencionando tanto correr como boxeo (</w:t>
       </w:r>
-      <w:hyperlink r:id="rId50">
-        <w:r>
-          <w:rPr>
-            <w:lang w:val="es_ES" w:bidi="es_ES"/>
-          </w:rPr>
-          <w:rPr>
-            <w:color w:val="0000EE"/>
-            <w:u w:val="single"/>
-          </w:rPr>
-          <w:t>1 Corintios 9.24–26</w:t>
-        </w:r>
-      </w:hyperlink>
+      <w:r>
+        <w:rPr>
+          <w:lang w:val="es_ES" w:bidi="es_ES"/>
+        </w:rPr>
+        <w:t>1 Corintios 9.24–26</w:t>
+      </w:r>
       <w:r>
         <w:rPr>
           <w:lang w:val="es_ES" w:bidi="es_ES"/>
@@ -1299,18 +1047,12 @@
         </w:rPr>
         <w:t>En la mayoría de las ciudades Romanas, los templos de mármol dominaban el paisaje. Adorar a los dioses y participar en sus festividades eran aspectos importantes de la vida en Corinto. La iglesia de Corinto enfrentó dificultades con estas festividades paganas (</w:t>
       </w:r>
-      <w:hyperlink r:id="rId51">
-        <w:r>
-          <w:rPr>
-            <w:lang w:val="es_ES" w:bidi="es_ES"/>
-          </w:rPr>
-          <w:rPr>
-            <w:color w:val="0000EE"/>
-            <w:u w:val="single"/>
-          </w:rPr>
-          <w:t>1 Corintios 8.1–10.33</w:t>
-        </w:r>
-      </w:hyperlink>
+      <w:r>
+        <w:rPr>
+          <w:lang w:val="es_ES" w:bidi="es_ES"/>
+        </w:rPr>
+        <w:t>1 Corintios 8.1–10.33</w:t>
+      </w:r>
       <w:r>
         <w:rPr>
           <w:lang w:val="es_ES" w:bidi="es_ES"/>
@@ -1331,54 +1073,36 @@
         </w:rPr>
         <w:t xml:space="preserve">Un gran grupo de judíos desplazados también se estableció en la ciudad. Muchos de ellos pueden haber llegado después de que el Emperador Claudio expulsara a los judíos de Roma (ver </w:t>
       </w:r>
-      <w:hyperlink r:id="rId52">
-        <w:r>
-          <w:rPr>
-            <w:lang w:val="es_ES" w:bidi="es_ES"/>
-          </w:rPr>
-          <w:rPr>
-            <w:color w:val="0000EE"/>
-            <w:u w:val="single"/>
-          </w:rPr>
-          <w:t>Hechos 18.2</w:t>
-        </w:r>
-      </w:hyperlink>
+      <w:r>
+        <w:rPr>
+          <w:lang w:val="es_ES" w:bidi="es_ES"/>
+        </w:rPr>
+        <w:t>Hechos 18.2</w:t>
+      </w:r>
       <w:r>
         <w:rPr>
           <w:lang w:val="es_ES" w:bidi="es_ES"/>
         </w:rPr>
         <w:t>). Cuando Pablo viajó a Corinto en su segundo viaje misionero, conoció a Aquila y Priscila, quienes se convirtieron en sus amigos cercanos y compañeros de trabajo (</w:t>
       </w:r>
-      <w:hyperlink r:id="rId53">
-        <w:r>
-          <w:rPr>
-            <w:lang w:val="es_ES" w:bidi="es_ES"/>
-          </w:rPr>
-          <w:rPr>
-            <w:color w:val="0000EE"/>
-            <w:u w:val="single"/>
-          </w:rPr>
-          <w:t>Hechos 18.1–3</w:t>
-        </w:r>
-      </w:hyperlink>
+      <w:r>
+        <w:rPr>
+          <w:lang w:val="es_ES" w:bidi="es_ES"/>
+        </w:rPr>
+        <w:t>Hechos 18.1–3</w:t>
+      </w:r>
       <w:r>
         <w:rPr>
           <w:lang w:val="es_ES" w:bidi="es_ES"/>
         </w:rPr>
         <w:t>). Pablo permaneció en Corinto por más de un año y medio, enseñando la palabra de Dios (</w:t>
       </w:r>
-      <w:hyperlink r:id="rId54">
-        <w:r>
-          <w:rPr>
-            <w:lang w:val="es_ES" w:bidi="es_ES"/>
-          </w:rPr>
-          <w:rPr>
-            <w:color w:val="0000EE"/>
-            <w:u w:val="single"/>
-          </w:rPr>
-          <w:t>Hechos 18.11</w:t>
-        </w:r>
-      </w:hyperlink>
+      <w:r>
+        <w:rPr>
+          <w:lang w:val="es_ES" w:bidi="es_ES"/>
+        </w:rPr>
+        <w:t>Hechos 18.11</w:t>
+      </w:r>
       <w:r>
         <w:rPr>
           <w:lang w:val="es_ES" w:bidi="es_ES"/>
@@ -1422,108 +1146,72 @@
           <w:lang w:val="es_ES" w:bidi="es_ES"/>
         </w:rPr>
       </w:r>
-      <w:hyperlink r:id="rId55">
-        <w:r>
-          <w:rPr>
-            <w:lang w:val="es_ES" w:bidi="es_ES"/>
-          </w:rPr>
-          <w:rPr>
-            <w:color w:val="0000EE"/>
-            <w:u w:val="single"/>
-          </w:rPr>
-          <w:t>Hechos 18.1–18</w:t>
-        </w:r>
-      </w:hyperlink>
+      <w:r>
+        <w:rPr>
+          <w:lang w:val="es_ES" w:bidi="es_ES"/>
+        </w:rPr>
+        <w:t>Hechos 18.1–18</w:t>
+      </w:r>
       <w:r>
         <w:rPr>
           <w:lang w:val="es_ES" w:bidi="es_ES"/>
         </w:rPr>
         <w:t xml:space="preserve">; </w:t>
       </w:r>
-      <w:hyperlink r:id="rId56">
-        <w:r>
-          <w:rPr>
-            <w:lang w:val="es_ES" w:bidi="es_ES"/>
-          </w:rPr>
-          <w:rPr>
-            <w:color w:val="0000EE"/>
-            <w:u w:val="single"/>
-          </w:rPr>
-          <w:t>1 Corintios 1.1–2</w:t>
-        </w:r>
-      </w:hyperlink>
+      <w:r>
+        <w:rPr>
+          <w:lang w:val="es_ES" w:bidi="es_ES"/>
+        </w:rPr>
+        <w:t>1 Corintios 1.1–2</w:t>
+      </w:r>
       <w:r>
         <w:rPr>
           <w:lang w:val="es_ES" w:bidi="es_ES"/>
         </w:rPr>
         <w:t xml:space="preserve">; </w:t>
       </w:r>
-      <w:hyperlink r:id="rId57">
-        <w:r>
-          <w:rPr>
-            <w:lang w:val="es_ES" w:bidi="es_ES"/>
-          </w:rPr>
-          <w:rPr>
-            <w:color w:val="0000EE"/>
-            <w:u w:val="single"/>
-          </w:rPr>
-          <w:t>16.5–20</w:t>
-        </w:r>
-      </w:hyperlink>
+      <w:r>
+        <w:rPr>
+          <w:lang w:val="es_ES" w:bidi="es_ES"/>
+        </w:rPr>
+        <w:t>16.5–20</w:t>
+      </w:r>
       <w:r>
         <w:rPr>
           <w:lang w:val="es_ES" w:bidi="es_ES"/>
         </w:rPr>
         <w:t xml:space="preserve">; </w:t>
       </w:r>
-      <w:hyperlink r:id="rId58">
-        <w:r>
-          <w:rPr>
-            <w:lang w:val="es_ES" w:bidi="es_ES"/>
-          </w:rPr>
-          <w:rPr>
-            <w:color w:val="0000EE"/>
-            <w:u w:val="single"/>
-          </w:rPr>
-          <w:t>2 Corintios 1.1</w:t>
-        </w:r>
-      </w:hyperlink>
+      <w:r>
+        <w:rPr>
+          <w:lang w:val="es_ES" w:bidi="es_ES"/>
+        </w:rPr>
+        <w:t>2 Corintios 1.1</w:t>
+      </w:r>
       <w:r>
         <w:rPr>
           <w:lang w:val="es_ES" w:bidi="es_ES"/>
         </w:rPr>
         <w:t xml:space="preserve">; </w:t>
       </w:r>
-      <w:hyperlink r:id="rId59">
-        <w:r>
-          <w:rPr>
-            <w:lang w:val="es_ES" w:bidi="es_ES"/>
-          </w:rPr>
-          <w:rPr>
-            <w:color w:val="0000EE"/>
-            <w:u w:val="single"/>
-          </w:rPr>
-          <w:t>13.1</w:t>
-        </w:r>
-      </w:hyperlink>
+      <w:r>
+        <w:rPr>
+          <w:lang w:val="es_ES" w:bidi="es_ES"/>
+        </w:rPr>
+        <w:t>13.1</w:t>
+      </w:r>
       <w:r>
         <w:rPr>
           <w:lang w:val="es_ES" w:bidi="es_ES"/>
         </w:rPr>
         <w:t xml:space="preserve">; </w:t>
       </w:r>
-      <w:hyperlink r:id="rId60">
-        <w:r>
-          <w:rPr>
-            <w:lang w:val="es_ES" w:bidi="es_ES"/>
-          </w:rPr>
-          <w:rPr>
-            <w:color w:val="0000EE"/>
-            <w:u w:val="single"/>
-          </w:rPr>
-          <w:t>2 Timoteo 4.20</w:t>
-        </w:r>
-      </w:hyperlink>
+      <w:r>
+        <w:rPr>
+          <w:lang w:val="es_ES" w:bidi="es_ES"/>
+        </w:rPr>
+        <w:t>2 Timoteo 4.20</w:t>
+      </w:r>
       <w:r>
         <w:rPr>
           <w:lang w:val="es_ES" w:bidi="es_ES"/>
